--- a/artifacts/bids/2026-02-09/zayavka_2026-02-09.docx
+++ b/artifacts/bids/2026-02-09/zayavka_2026-02-09.docx
@@ -254,7 +254,7 @@
               <w:jc w:val="right"/>
             </w:pPr>
             <w:r>
-              <w:t>4,885</w:t>
+              <w:t>4,884</w:t>
             </w:r>
           </w:p>
         </w:tc>
@@ -277,7 +277,7 @@
               <w:jc w:val="right"/>
             </w:pPr>
             <w:r>
-              <w:t>4,904</w:t>
+              <w:t>4,903</w:t>
             </w:r>
           </w:p>
         </w:tc>
@@ -302,7 +302,7 @@
               <w:jc w:val="right"/>
             </w:pPr>
             <w:r>
-              <w:t>4,928</w:t>
+              <w:t>4,931</w:t>
             </w:r>
           </w:p>
         </w:tc>
@@ -325,7 +325,7 @@
               <w:jc w:val="right"/>
             </w:pPr>
             <w:r>
-              <w:t>4,896</w:t>
+              <w:t>4,894</w:t>
             </w:r>
           </w:p>
         </w:tc>
@@ -373,7 +373,7 @@
               <w:jc w:val="right"/>
             </w:pPr>
             <w:r>
-              <w:t>4,911</w:t>
+              <w:t>4,908</w:t>
             </w:r>
           </w:p>
         </w:tc>
@@ -398,7 +398,7 @@
               <w:jc w:val="right"/>
             </w:pPr>
             <w:r>
-              <w:t>4,918</w:t>
+              <w:t>4,917</w:t>
             </w:r>
           </w:p>
         </w:tc>
@@ -421,7 +421,7 @@
               <w:jc w:val="right"/>
             </w:pPr>
             <w:r>
-              <w:t>4,901</w:t>
+              <w:t>4,899</w:t>
             </w:r>
           </w:p>
         </w:tc>
@@ -446,7 +446,7 @@
               <w:jc w:val="right"/>
             </w:pPr>
             <w:r>
-              <w:t>4,913</w:t>
+              <w:t>4,910</w:t>
             </w:r>
           </w:p>
         </w:tc>
@@ -517,7 +517,7 @@
               <w:jc w:val="right"/>
             </w:pPr>
             <w:r>
-              <w:t>4,719</w:t>
+              <w:t>4,721</w:t>
             </w:r>
           </w:p>
         </w:tc>
@@ -542,7 +542,7 @@
               <w:jc w:val="right"/>
             </w:pPr>
             <w:r>
-              <w:t>4,927</w:t>
+              <w:t>4,925</w:t>
             </w:r>
           </w:p>
         </w:tc>
@@ -565,7 +565,7 @@
               <w:jc w:val="right"/>
             </w:pPr>
             <w:r>
-              <w:t>4,644</w:t>
+              <w:t>4,662</w:t>
             </w:r>
           </w:p>
         </w:tc>
@@ -590,7 +590,7 @@
               <w:jc w:val="right"/>
             </w:pPr>
             <w:r>
-              <w:t>4,877</w:t>
+              <w:t>4,879</w:t>
             </w:r>
           </w:p>
         </w:tc>
@@ -613,7 +613,7 @@
               <w:jc w:val="right"/>
             </w:pPr>
             <w:r>
-              <w:t>4,378</w:t>
+              <w:t>4,421</w:t>
             </w:r>
           </w:p>
         </w:tc>
@@ -638,7 +638,7 @@
               <w:jc w:val="right"/>
             </w:pPr>
             <w:r>
-              <w:t>4,928</w:t>
+              <w:t>4,929</w:t>
             </w:r>
           </w:p>
         </w:tc>
@@ -661,7 +661,7 @@
               <w:jc w:val="right"/>
             </w:pPr>
             <w:r>
-              <w:t>4,272</w:t>
+              <w:t>4,309</w:t>
             </w:r>
           </w:p>
         </w:tc>
@@ -709,7 +709,7 @@
               <w:jc w:val="right"/>
             </w:pPr>
             <w:r>
-              <w:t>2,520</w:t>
+              <w:t>2,514</w:t>
             </w:r>
           </w:p>
         </w:tc>
@@ -734,7 +734,7 @@
               <w:jc w:val="right"/>
             </w:pPr>
             <w:r>
-              <w:t>4,902</w:t>
+              <w:t>4,901</w:t>
             </w:r>
           </w:p>
         </w:tc>
@@ -757,7 +757,7 @@
               <w:jc w:val="right"/>
             </w:pPr>
             <w:r>
-              <w:t>2,034</w:t>
+              <w:t>1,962</w:t>
             </w:r>
           </w:p>
         </w:tc>
@@ -782,7 +782,7 @@
               <w:jc w:val="right"/>
             </w:pPr>
             <w:r>
-              <w:t>4,896</w:t>
+              <w:t>4,899</w:t>
             </w:r>
           </w:p>
         </w:tc>
@@ -805,7 +805,7 @@
               <w:jc w:val="right"/>
             </w:pPr>
             <w:r>
-              <w:t>1,384</w:t>
+              <w:t>1,449</w:t>
             </w:r>
           </w:p>
         </w:tc>
@@ -821,7 +821,7 @@
         <w:rPr>
           <w:b/>
         </w:rPr>
-        <w:t>Итого за сутки: 107,399 МВт·ч.</w:t>
+        <w:t>Итого за сутки: 107,479 МВт·ч.</w:t>
       </w:r>
     </w:p>
     <w:p>
@@ -834,7 +834,7 @@
     </w:p>
     <w:p>
       <w:r>
-        <w:t>Прогноз 260b3c596fc7, сформирован 08.02.2026 05:00 (Астана); модель windcast-0.1.0-cascade+direct; погода: Open-Meteo Previous Runs: ECMWF IFS, ECMWF AIFS, ICON, GFS, UKMO, GEM, CMA, выпуск 2026-02-07 18:00:00 UTC.</w:t>
+        <w:t>Прогноз 498e43d9313a, сформирован 08.02.2026 05:00 (Астана); модель windcast-0.1.0-cascade+direct; погода: Open-Meteo Previous Runs: ECMWF IFS, ECMWF AIFS, ICON, GFS, UKMO, GEM, CMA, выпуск 2026-02-07 18:00:00 UTC.</w:t>
       </w:r>
     </w:p>
     <w:tbl>
@@ -940,7 +940,7 @@
           </w:tcPr>
           <w:p>
             <w:r>
-              <w:t>4,781</w:t>
+              <w:t>4,776</w:t>
             </w:r>
           </w:p>
         </w:tc>
@@ -950,7 +950,7 @@
           </w:tcPr>
           <w:p>
             <w:r>
-              <w:t>4,885</w:t>
+              <w:t>4,884</w:t>
             </w:r>
           </w:p>
         </w:tc>
@@ -960,7 +960,7 @@
           </w:tcPr>
           <w:p>
             <w:r>
-              <w:t>4,976</w:t>
+              <w:t>4,978</w:t>
             </w:r>
           </w:p>
         </w:tc>
@@ -970,7 +970,7 @@
           </w:tcPr>
           <w:p>
             <w:r>
-              <w:t>14.9</w:t>
+              <w:t>15.0</w:t>
             </w:r>
           </w:p>
         </w:tc>
@@ -1002,7 +1002,7 @@
           </w:tcPr>
           <w:p>
             <w:r>
-              <w:t>4,832</w:t>
+              <w:t>4,833</w:t>
             </w:r>
           </w:p>
         </w:tc>
@@ -1012,7 +1012,7 @@
           </w:tcPr>
           <w:p>
             <w:r>
-              <w:t>4,928</w:t>
+              <w:t>4,931</w:t>
             </w:r>
           </w:p>
         </w:tc>
@@ -1032,7 +1032,7 @@
           </w:tcPr>
           <w:p>
             <w:r>
-              <w:t>15.5</w:t>
+              <w:t>15.6</w:t>
             </w:r>
           </w:p>
         </w:tc>
@@ -1064,7 +1064,7 @@
           </w:tcPr>
           <w:p>
             <w:r>
-              <w:t>4,808</w:t>
+              <w:t>4,810</w:t>
             </w:r>
           </w:p>
         </w:tc>
@@ -1084,7 +1084,7 @@
           </w:tcPr>
           <w:p>
             <w:r>
-              <w:t>5,000</w:t>
+              <w:t>4,998</w:t>
             </w:r>
           </w:p>
         </w:tc>
@@ -1094,7 +1094,7 @@
           </w:tcPr>
           <w:p>
             <w:r>
-              <w:t>15.6</w:t>
+              <w:t>15.7</w:t>
             </w:r>
           </w:p>
         </w:tc>
@@ -1126,7 +1126,7 @@
           </w:tcPr>
           <w:p>
             <w:r>
-              <w:t>4,803</w:t>
+              <w:t>4,800</w:t>
             </w:r>
           </w:p>
         </w:tc>
@@ -1136,7 +1136,7 @@
           </w:tcPr>
           <w:p>
             <w:r>
-              <w:t>4,918</w:t>
+              <w:t>4,917</w:t>
             </w:r>
           </w:p>
         </w:tc>
@@ -1146,7 +1146,7 @@
           </w:tcPr>
           <w:p>
             <w:r>
-              <w:t>4,998</w:t>
+              <w:t>4,995</w:t>
             </w:r>
           </w:p>
         </w:tc>
@@ -1156,7 +1156,7 @@
           </w:tcPr>
           <w:p>
             <w:r>
-              <w:t>15.6</w:t>
+              <w:t>15.7</w:t>
             </w:r>
           </w:p>
         </w:tc>
@@ -1188,7 +1188,7 @@
           </w:tcPr>
           <w:p>
             <w:r>
-              <w:t>4,743</w:t>
+              <w:t>4,747</w:t>
             </w:r>
           </w:p>
         </w:tc>
@@ -1198,7 +1198,7 @@
           </w:tcPr>
           <w:p>
             <w:r>
-              <w:t>4,913</w:t>
+              <w:t>4,910</w:t>
             </w:r>
           </w:p>
         </w:tc>
@@ -1208,7 +1208,7 @@
           </w:tcPr>
           <w:p>
             <w:r>
-              <w:t>4,992</w:t>
+              <w:t>4,995</w:t>
             </w:r>
           </w:p>
         </w:tc>
@@ -1250,7 +1250,7 @@
           </w:tcPr>
           <w:p>
             <w:r>
-              <w:t>4,748</w:t>
+              <w:t>4,745</w:t>
             </w:r>
           </w:p>
         </w:tc>
@@ -1312,7 +1312,7 @@
           </w:tcPr>
           <w:p>
             <w:r>
-              <w:t>4,736</w:t>
+              <w:t>4,737</w:t>
             </w:r>
           </w:p>
         </w:tc>
@@ -1322,7 +1322,7 @@
           </w:tcPr>
           <w:p>
             <w:r>
-              <w:t>4,927</w:t>
+              <w:t>4,925</w:t>
             </w:r>
           </w:p>
         </w:tc>
@@ -1384,7 +1384,7 @@
           </w:tcPr>
           <w:p>
             <w:r>
-              <w:t>4,877</w:t>
+              <w:t>4,879</w:t>
             </w:r>
           </w:p>
         </w:tc>
@@ -1394,7 +1394,7 @@
           </w:tcPr>
           <w:p>
             <w:r>
-              <w:t>4,975</w:t>
+              <w:t>4,976</w:t>
             </w:r>
           </w:p>
         </w:tc>
@@ -1404,7 +1404,7 @@
           </w:tcPr>
           <w:p>
             <w:r>
-              <w:t>15.3</w:t>
+              <w:t>15.4</w:t>
             </w:r>
           </w:p>
         </w:tc>
@@ -1436,7 +1436,7 @@
           </w:tcPr>
           <w:p>
             <w:r>
-              <w:t>4,737</w:t>
+              <w:t>4,738</w:t>
             </w:r>
           </w:p>
         </w:tc>
@@ -1446,7 +1446,7 @@
           </w:tcPr>
           <w:p>
             <w:r>
-              <w:t>4,928</w:t>
+              <w:t>4,929</w:t>
             </w:r>
           </w:p>
         </w:tc>
@@ -1498,7 +1498,7 @@
           </w:tcPr>
           <w:p>
             <w:r>
-              <w:t>4,746</w:t>
+              <w:t>4,740</w:t>
             </w:r>
           </w:p>
         </w:tc>
@@ -1528,7 +1528,7 @@
           </w:tcPr>
           <w:p>
             <w:r>
-              <w:t>14.3</w:t>
+              <w:t>14.4</w:t>
             </w:r>
           </w:p>
         </w:tc>
@@ -1560,7 +1560,7 @@
           </w:tcPr>
           <w:p>
             <w:r>
-              <w:t>4,704</w:t>
+              <w:t>4,707</w:t>
             </w:r>
           </w:p>
         </w:tc>
@@ -1570,7 +1570,131 @@
           </w:tcPr>
           <w:p>
             <w:r>
-              <w:t>4,902</w:t>
+              <w:t>4,901</w:t>
+            </w:r>
+          </w:p>
+        </w:tc>
+        <w:tc>
+          <w:tcPr>
+            <w:tcW w:type="dxa" w:w="1440"/>
+          </w:tcPr>
+          <w:p>
+            <w:r>
+              <w:t>5,000</w:t>
+            </w:r>
+          </w:p>
+        </w:tc>
+        <w:tc>
+          <w:tcPr>
+            <w:tcW w:type="dxa" w:w="1440"/>
+          </w:tcPr>
+          <w:p>
+            <w:r>
+              <w:t>14.6</w:t>
+            </w:r>
+          </w:p>
+        </w:tc>
+      </w:tr>
+      <w:tr>
+        <w:tc>
+          <w:tcPr>
+            <w:tcW w:type="dxa" w:w="1440"/>
+          </w:tcPr>
+          <w:p>
+            <w:r>
+              <w:t>12:00</w:t>
+            </w:r>
+          </w:p>
+        </w:tc>
+        <w:tc>
+          <w:tcPr>
+            <w:tcW w:type="dxa" w:w="1440"/>
+          </w:tcPr>
+          <w:p>
+            <w:r>
+              <w:t>11:00–12:00</w:t>
+            </w:r>
+          </w:p>
+        </w:tc>
+        <w:tc>
+          <w:tcPr>
+            <w:tcW w:type="dxa" w:w="1440"/>
+          </w:tcPr>
+          <w:p>
+            <w:r>
+              <w:t>4,680</w:t>
+            </w:r>
+          </w:p>
+        </w:tc>
+        <w:tc>
+          <w:tcPr>
+            <w:tcW w:type="dxa" w:w="1440"/>
+          </w:tcPr>
+          <w:p>
+            <w:r>
+              <w:t>4,899</w:t>
+            </w:r>
+          </w:p>
+        </w:tc>
+        <w:tc>
+          <w:tcPr>
+            <w:tcW w:type="dxa" w:w="1440"/>
+          </w:tcPr>
+          <w:p>
+            <w:r>
+              <w:t>4,985</w:t>
+            </w:r>
+          </w:p>
+        </w:tc>
+        <w:tc>
+          <w:tcPr>
+            <w:tcW w:type="dxa" w:w="1440"/>
+          </w:tcPr>
+          <w:p>
+            <w:r>
+              <w:t>14.5</w:t>
+            </w:r>
+          </w:p>
+        </w:tc>
+      </w:tr>
+      <w:tr>
+        <w:tc>
+          <w:tcPr>
+            <w:tcW w:type="dxa" w:w="1440"/>
+          </w:tcPr>
+          <w:p>
+            <w:r>
+              <w:t>13:00</w:t>
+            </w:r>
+          </w:p>
+        </w:tc>
+        <w:tc>
+          <w:tcPr>
+            <w:tcW w:type="dxa" w:w="1440"/>
+          </w:tcPr>
+          <w:p>
+            <w:r>
+              <w:t>12:00–13:00</w:t>
+            </w:r>
+          </w:p>
+        </w:tc>
+        <w:tc>
+          <w:tcPr>
+            <w:tcW w:type="dxa" w:w="1440"/>
+          </w:tcPr>
+          <w:p>
+            <w:r>
+              <w:t>4,713</w:t>
+            </w:r>
+          </w:p>
+        </w:tc>
+        <w:tc>
+          <w:tcPr>
+            <w:tcW w:type="dxa" w:w="1440"/>
+          </w:tcPr>
+          <w:p>
+            <w:r>
+              <w:t>4,903</w:t>
             </w:r>
           </w:p>
         </w:tc>
@@ -1602,130 +1726,6 @@
           </w:tcPr>
           <w:p>
             <w:r>
-              <w:t>12:00</w:t>
-            </w:r>
-          </w:p>
-        </w:tc>
-        <w:tc>
-          <w:tcPr>
-            <w:tcW w:type="dxa" w:w="1440"/>
-          </w:tcPr>
-          <w:p>
-            <w:r>
-              <w:t>11:00–12:00</w:t>
-            </w:r>
-          </w:p>
-        </w:tc>
-        <w:tc>
-          <w:tcPr>
-            <w:tcW w:type="dxa" w:w="1440"/>
-          </w:tcPr>
-          <w:p>
-            <w:r>
-              <w:t>4,681</w:t>
-            </w:r>
-          </w:p>
-        </w:tc>
-        <w:tc>
-          <w:tcPr>
-            <w:tcW w:type="dxa" w:w="1440"/>
-          </w:tcPr>
-          <w:p>
-            <w:r>
-              <w:t>4,896</w:t>
-            </w:r>
-          </w:p>
-        </w:tc>
-        <w:tc>
-          <w:tcPr>
-            <w:tcW w:type="dxa" w:w="1440"/>
-          </w:tcPr>
-          <w:p>
-            <w:r>
-              <w:t>4,987</w:t>
-            </w:r>
-          </w:p>
-        </w:tc>
-        <w:tc>
-          <w:tcPr>
-            <w:tcW w:type="dxa" w:w="1440"/>
-          </w:tcPr>
-          <w:p>
-            <w:r>
-              <w:t>14.4</w:t>
-            </w:r>
-          </w:p>
-        </w:tc>
-      </w:tr>
-      <w:tr>
-        <w:tc>
-          <w:tcPr>
-            <w:tcW w:type="dxa" w:w="1440"/>
-          </w:tcPr>
-          <w:p>
-            <w:r>
-              <w:t>13:00</w:t>
-            </w:r>
-          </w:p>
-        </w:tc>
-        <w:tc>
-          <w:tcPr>
-            <w:tcW w:type="dxa" w:w="1440"/>
-          </w:tcPr>
-          <w:p>
-            <w:r>
-              <w:t>12:00–13:00</w:t>
-            </w:r>
-          </w:p>
-        </w:tc>
-        <w:tc>
-          <w:tcPr>
-            <w:tcW w:type="dxa" w:w="1440"/>
-          </w:tcPr>
-          <w:p>
-            <w:r>
-              <w:t>4,711</w:t>
-            </w:r>
-          </w:p>
-        </w:tc>
-        <w:tc>
-          <w:tcPr>
-            <w:tcW w:type="dxa" w:w="1440"/>
-          </w:tcPr>
-          <w:p>
-            <w:r>
-              <w:t>4,904</w:t>
-            </w:r>
-          </w:p>
-        </w:tc>
-        <w:tc>
-          <w:tcPr>
-            <w:tcW w:type="dxa" w:w="1440"/>
-          </w:tcPr>
-          <w:p>
-            <w:r>
-              <w:t>5,000</w:t>
-            </w:r>
-          </w:p>
-        </w:tc>
-        <w:tc>
-          <w:tcPr>
-            <w:tcW w:type="dxa" w:w="1440"/>
-          </w:tcPr>
-          <w:p>
-            <w:r>
-              <w:t>14.4</w:t>
-            </w:r>
-          </w:p>
-        </w:tc>
-      </w:tr>
-      <w:tr>
-        <w:tc>
-          <w:tcPr>
-            <w:tcW w:type="dxa" w:w="1440"/>
-          </w:tcPr>
-          <w:p>
-            <w:r>
               <w:t>14:00</w:t>
             </w:r>
           </w:p>
@@ -1746,7 +1746,7 @@
           </w:tcPr>
           <w:p>
             <w:r>
-              <w:t>4,713</w:t>
+              <w:t>4,704</w:t>
             </w:r>
           </w:p>
         </w:tc>
@@ -1756,7 +1756,7 @@
           </w:tcPr>
           <w:p>
             <w:r>
-              <w:t>4,896</w:t>
+              <w:t>4,894</w:t>
             </w:r>
           </w:p>
         </w:tc>
@@ -1818,7 +1818,7 @@
           </w:tcPr>
           <w:p>
             <w:r>
-              <w:t>4,911</w:t>
+              <w:t>4,908</w:t>
             </w:r>
           </w:p>
         </w:tc>
@@ -1870,7 +1870,7 @@
           </w:tcPr>
           <w:p>
             <w:r>
-              <w:t>4,420</w:t>
+              <w:t>4,460</w:t>
             </w:r>
           </w:p>
         </w:tc>
@@ -1880,7 +1880,7 @@
           </w:tcPr>
           <w:p>
             <w:r>
-              <w:t>4,901</w:t>
+              <w:t>4,899</w:t>
             </w:r>
           </w:p>
         </w:tc>
@@ -1890,7 +1890,7 @@
           </w:tcPr>
           <w:p>
             <w:r>
-              <w:t>4,998</w:t>
+              <w:t>4,992</w:t>
             </w:r>
           </w:p>
         </w:tc>
@@ -1900,7 +1900,7 @@
           </w:tcPr>
           <w:p>
             <w:r>
-              <w:t>13.2</w:t>
+              <w:t>13.3</w:t>
             </w:r>
           </w:p>
         </w:tc>
@@ -1932,7 +1932,7 @@
           </w:tcPr>
           <w:p>
             <w:r>
-              <w:t>3,946</w:t>
+              <w:t>3,924</w:t>
             </w:r>
           </w:p>
         </w:tc>
@@ -1952,7 +1952,7 @@
           </w:tcPr>
           <w:p>
             <w:r>
-              <w:t>4,997</w:t>
+              <w:t>5,000</w:t>
             </w:r>
           </w:p>
         </w:tc>
@@ -1962,7 +1962,7 @@
           </w:tcPr>
           <w:p>
             <w:r>
-              <w:t>12.4</w:t>
+              <w:t>12.6</w:t>
             </w:r>
           </w:p>
         </w:tc>
@@ -1994,7 +1994,7 @@
           </w:tcPr>
           <w:p>
             <w:r>
-              <w:t>2,979</w:t>
+              <w:t>2,964</w:t>
             </w:r>
           </w:p>
         </w:tc>
@@ -2004,7 +2004,7 @@
           </w:tcPr>
           <w:p>
             <w:r>
-              <w:t>4,719</w:t>
+              <w:t>4,721</w:t>
             </w:r>
           </w:p>
         </w:tc>
@@ -2024,7 +2024,7 @@
           </w:tcPr>
           <w:p>
             <w:r>
-              <w:t>11.4</w:t>
+              <w:t>11.3</w:t>
             </w:r>
           </w:p>
         </w:tc>
@@ -2056,7 +2056,7 @@
           </w:tcPr>
           <w:p>
             <w:r>
-              <w:t>2,347</w:t>
+              <w:t>2,329</w:t>
             </w:r>
           </w:p>
         </w:tc>
@@ -2066,7 +2066,7 @@
           </w:tcPr>
           <w:p>
             <w:r>
-              <w:t>4,644</w:t>
+              <w:t>4,662</w:t>
             </w:r>
           </w:p>
         </w:tc>
@@ -2076,7 +2076,7 @@
           </w:tcPr>
           <w:p>
             <w:r>
-              <w:t>4,987</w:t>
+              <w:t>4,989</w:t>
             </w:r>
           </w:p>
         </w:tc>
@@ -2086,7 +2086,7 @@
           </w:tcPr>
           <w:p>
             <w:r>
-              <w:t>11.2</w:t>
+              <w:t>11.4</w:t>
             </w:r>
           </w:p>
         </w:tc>
@@ -2118,7 +2118,7 @@
           </w:tcPr>
           <w:p>
             <w:r>
-              <w:t>1,648</w:t>
+              <w:t>1,638</w:t>
             </w:r>
           </w:p>
         </w:tc>
@@ -2128,7 +2128,7 @@
           </w:tcPr>
           <w:p>
             <w:r>
-              <w:t>4,378</w:t>
+              <w:t>4,421</w:t>
             </w:r>
           </w:p>
         </w:tc>
@@ -2148,7 +2148,7 @@
           </w:tcPr>
           <w:p>
             <w:r>
-              <w:t>10.3</w:t>
+              <w:t>10.5</w:t>
             </w:r>
           </w:p>
         </w:tc>
@@ -2180,7 +2180,7 @@
           </w:tcPr>
           <w:p>
             <w:r>
-              <w:t>1,319</w:t>
+              <w:t>1,275</w:t>
             </w:r>
           </w:p>
         </w:tc>
@@ -2190,7 +2190,7 @@
           </w:tcPr>
           <w:p>
             <w:r>
-              <w:t>4,272</w:t>
+              <w:t>4,309</w:t>
             </w:r>
           </w:p>
         </w:tc>
@@ -2200,7 +2200,7 @@
           </w:tcPr>
           <w:p>
             <w:r>
-              <w:t>4,993</w:t>
+              <w:t>4,995</w:t>
             </w:r>
           </w:p>
         </w:tc>
@@ -2210,7 +2210,7 @@
           </w:tcPr>
           <w:p>
             <w:r>
-              <w:t>10.2</w:t>
+              <w:t>10.4</w:t>
             </w:r>
           </w:p>
         </w:tc>
@@ -2242,7 +2242,7 @@
           </w:tcPr>
           <w:p>
             <w:r>
-              <w:t>0,467</w:t>
+              <w:t>0,466</w:t>
             </w:r>
           </w:p>
         </w:tc>
@@ -2252,7 +2252,7 @@
           </w:tcPr>
           <w:p>
             <w:r>
-              <w:t>2,520</w:t>
+              <w:t>2,514</w:t>
             </w:r>
           </w:p>
         </w:tc>
@@ -2262,7 +2262,7 @@
           </w:tcPr>
           <w:p>
             <w:r>
-              <w:t>4,971</w:t>
+              <w:t>4,973</w:t>
             </w:r>
           </w:p>
         </w:tc>
@@ -2304,7 +2304,7 @@
           </w:tcPr>
           <w:p>
             <w:r>
-              <w:t>0,226</w:t>
+              <w:t>0,231</w:t>
             </w:r>
           </w:p>
         </w:tc>
@@ -2314,7 +2314,7 @@
           </w:tcPr>
           <w:p>
             <w:r>
-              <w:t>2,034</w:t>
+              <w:t>1,962</w:t>
             </w:r>
           </w:p>
         </w:tc>
@@ -2324,7 +2324,7 @@
           </w:tcPr>
           <w:p>
             <w:r>
-              <w:t>4,747</w:t>
+              <w:t>4,667</w:t>
             </w:r>
           </w:p>
         </w:tc>
@@ -2366,7 +2366,7 @@
           </w:tcPr>
           <w:p>
             <w:r>
-              <w:t>0,107</w:t>
+              <w:t>0,098</w:t>
             </w:r>
           </w:p>
         </w:tc>
@@ -2376,7 +2376,7 @@
           </w:tcPr>
           <w:p>
             <w:r>
-              <w:t>1,384</w:t>
+              <w:t>1,449</w:t>
             </w:r>
           </w:p>
         </w:tc>
@@ -2386,7 +2386,7 @@
           </w:tcPr>
           <w:p>
             <w:r>
-              <w:t>3,832</w:t>
+              <w:t>3,809</w:t>
             </w:r>
           </w:p>
         </w:tc>
@@ -2396,7 +2396,7 @@
           </w:tcPr>
           <w:p>
             <w:r>
-              <w:t>6.4</w:t>
+              <w:t>6.6</w:t>
             </w:r>
           </w:p>
         </w:tc>
@@ -2423,7 +2423,7 @@
         <w:pStyle w:val="ListBullet"/>
       </w:pPr>
       <w:r>
-        <w:t>резкий спад на 2.89 МВт за 3 ч к 23:00</w:t>
+        <w:t>резкий спад на 2.86 МВт за 3 ч к 23:00</w:t>
       </w:r>
     </w:p>
     <w:p>
@@ -2540,7 +2540,7 @@
           </w:tcPr>
           <w:p>
             <w:r>
-              <w:t>19:00</w:t>
+              <w:t>21:00</w:t>
             </w:r>
           </w:p>
         </w:tc>
@@ -2560,7 +2560,7 @@
           </w:tcPr>
           <w:p>
             <w:r>
-              <w:t>0,519</w:t>
+              <w:t>0,777</w:t>
             </w:r>
           </w:p>
         </w:tc>
@@ -2570,7 +2570,7 @@
           </w:tcPr>
           <w:p>
             <w:r>
-              <w:t>4,644 → 4,125</w:t>
+              <w:t>4,309 → 3,532</w:t>
             </w:r>
           </w:p>
         </w:tc>
@@ -2580,7 +2580,7 @@
           </w:tcPr>
           <w:p>
             <w:r>
-              <w:t>09.02 16:00</w:t>
+              <w:t>09.02 18:00</w:t>
             </w:r>
           </w:p>
         </w:tc>
@@ -2592,7 +2592,7 @@
           </w:tcPr>
           <w:p>
             <w:r>
-              <w:t>09.02 05:00</w:t>
+              <w:t>09.02 11:00</w:t>
             </w:r>
           </w:p>
         </w:tc>
@@ -2622,7 +2622,7 @@
           </w:tcPr>
           <w:p>
             <w:r>
-              <w:t>0,607</w:t>
+              <w:t>0,550</w:t>
             </w:r>
           </w:p>
         </w:tc>
@@ -2632,7 +2632,7 @@
           </w:tcPr>
           <w:p>
             <w:r>
-              <w:t>4,378 → 3,771</w:t>
+              <w:t>4,421 → 3,871</w:t>
             </w:r>
           </w:p>
         </w:tc>
@@ -2643,68 +2643,6 @@
           <w:p>
             <w:r>
               <w:t>09.02 17:00</w:t>
-            </w:r>
-          </w:p>
-        </w:tc>
-      </w:tr>
-      <w:tr>
-        <w:tc>
-          <w:tcPr>
-            <w:tcW w:type="dxa" w:w="1440"/>
-          </w:tcPr>
-          <w:p>
-            <w:r>
-              <w:t>09.02 05:00</w:t>
-            </w:r>
-          </w:p>
-        </w:tc>
-        <w:tc>
-          <w:tcPr>
-            <w:tcW w:type="dxa" w:w="1440"/>
-          </w:tcPr>
-          <w:p>
-            <w:r>
-              <w:t>21:00</w:t>
-            </w:r>
-          </w:p>
-        </w:tc>
-        <w:tc>
-          <w:tcPr>
-            <w:tcW w:type="dxa" w:w="1440"/>
-          </w:tcPr>
-          <w:p>
-            <w:r>
-              <w:t>вниз</w:t>
-            </w:r>
-          </w:p>
-        </w:tc>
-        <w:tc>
-          <w:tcPr>
-            <w:tcW w:type="dxa" w:w="1440"/>
-          </w:tcPr>
-          <w:p>
-            <w:r>
-              <w:t>0,764</w:t>
-            </w:r>
-          </w:p>
-        </w:tc>
-        <w:tc>
-          <w:tcPr>
-            <w:tcW w:type="dxa" w:w="1440"/>
-          </w:tcPr>
-          <w:p>
-            <w:r>
-              <w:t>4,272 → 3,508</w:t>
-            </w:r>
-          </w:p>
-        </w:tc>
-        <w:tc>
-          <w:tcPr>
-            <w:tcW w:type="dxa" w:w="1440"/>
-          </w:tcPr>
-          <w:p>
-            <w:r>
-              <w:t>09.02 18:00</w:t>
             </w:r>
           </w:p>
         </w:tc>
@@ -2746,7 +2684,7 @@
           </w:tcPr>
           <w:p>
             <w:r>
-              <w:t>0,726</w:t>
+              <w:t>0,567</w:t>
             </w:r>
           </w:p>
         </w:tc>
@@ -2756,7 +2694,7 @@
           </w:tcPr>
           <w:p>
             <w:r>
-              <w:t>2,034 → 1,308</w:t>
+              <w:t>1,962 → 1,395</w:t>
             </w:r>
           </w:p>
         </w:tc>

--- a/artifacts/bids/2026-02-09/zayavka_2026-02-09.docx
+++ b/artifacts/bids/2026-02-09/zayavka_2026-02-09.docx
@@ -254,7 +254,7 @@
               <w:jc w:val="right"/>
             </w:pPr>
             <w:r>
-              <w:t>4,884</w:t>
+              <w:t>4,873</w:t>
             </w:r>
           </w:p>
         </w:tc>
@@ -277,7 +277,7 @@
               <w:jc w:val="right"/>
             </w:pPr>
             <w:r>
-              <w:t>4,903</w:t>
+              <w:t>4,901</w:t>
             </w:r>
           </w:p>
         </w:tc>
@@ -302,7 +302,7 @@
               <w:jc w:val="right"/>
             </w:pPr>
             <w:r>
-              <w:t>4,931</w:t>
+              <w:t>4,936</w:t>
             </w:r>
           </w:p>
         </w:tc>
@@ -325,7 +325,7 @@
               <w:jc w:val="right"/>
             </w:pPr>
             <w:r>
-              <w:t>4,894</w:t>
+              <w:t>4,887</w:t>
             </w:r>
           </w:p>
         </w:tc>
@@ -350,7 +350,7 @@
               <w:jc w:val="right"/>
             </w:pPr>
             <w:r>
-              <w:t>4,925</w:t>
+              <w:t>4,928</w:t>
             </w:r>
           </w:p>
         </w:tc>
@@ -373,7 +373,7 @@
               <w:jc w:val="right"/>
             </w:pPr>
             <w:r>
-              <w:t>4,908</w:t>
+              <w:t>4,902</w:t>
             </w:r>
           </w:p>
         </w:tc>
@@ -398,7 +398,7 @@
               <w:jc w:val="right"/>
             </w:pPr>
             <w:r>
-              <w:t>4,917</w:t>
+              <w:t>4,927</w:t>
             </w:r>
           </w:p>
         </w:tc>
@@ -421,7 +421,7 @@
               <w:jc w:val="right"/>
             </w:pPr>
             <w:r>
-              <w:t>4,899</w:t>
+              <w:t>4,870</w:t>
             </w:r>
           </w:p>
         </w:tc>
@@ -446,7 +446,7 @@
               <w:jc w:val="right"/>
             </w:pPr>
             <w:r>
-              <w:t>4,910</w:t>
+              <w:t>4,917</w:t>
             </w:r>
           </w:p>
         </w:tc>
@@ -469,7 +469,7 @@
               <w:jc w:val="right"/>
             </w:pPr>
             <w:r>
-              <w:t>4,894</w:t>
+              <w:t>4,872</w:t>
             </w:r>
           </w:p>
         </w:tc>
@@ -494,7 +494,7 @@
               <w:jc w:val="right"/>
             </w:pPr>
             <w:r>
-              <w:t>4,920</w:t>
+              <w:t>4,930</w:t>
             </w:r>
           </w:p>
         </w:tc>
@@ -517,7 +517,7 @@
               <w:jc w:val="right"/>
             </w:pPr>
             <w:r>
-              <w:t>4,721</w:t>
+              <w:t>4,838</w:t>
             </w:r>
           </w:p>
         </w:tc>
@@ -542,7 +542,7 @@
               <w:jc w:val="right"/>
             </w:pPr>
             <w:r>
-              <w:t>4,925</w:t>
+              <w:t>4,934</w:t>
             </w:r>
           </w:p>
         </w:tc>
@@ -565,7 +565,7 @@
               <w:jc w:val="right"/>
             </w:pPr>
             <w:r>
-              <w:t>4,662</w:t>
+              <w:t>4,809</w:t>
             </w:r>
           </w:p>
         </w:tc>
@@ -590,7 +590,7 @@
               <w:jc w:val="right"/>
             </w:pPr>
             <w:r>
-              <w:t>4,879</w:t>
+              <w:t>4,873</w:t>
             </w:r>
           </w:p>
         </w:tc>
@@ -613,7 +613,7 @@
               <w:jc w:val="right"/>
             </w:pPr>
             <w:r>
-              <w:t>4,421</w:t>
+              <w:t>4,562</w:t>
             </w:r>
           </w:p>
         </w:tc>
@@ -638,7 +638,7 @@
               <w:jc w:val="right"/>
             </w:pPr>
             <w:r>
-              <w:t>4,929</w:t>
+              <w:t>4,947</w:t>
             </w:r>
           </w:p>
         </w:tc>
@@ -661,7 +661,7 @@
               <w:jc w:val="right"/>
             </w:pPr>
             <w:r>
-              <w:t>4,309</w:t>
+              <w:t>4,462</w:t>
             </w:r>
           </w:p>
         </w:tc>
@@ -686,7 +686,7 @@
               <w:jc w:val="right"/>
             </w:pPr>
             <w:r>
-              <w:t>4,923</w:t>
+              <w:t>4,945</w:t>
             </w:r>
           </w:p>
         </w:tc>
@@ -709,7 +709,7 @@
               <w:jc w:val="right"/>
             </w:pPr>
             <w:r>
-              <w:t>2,514</w:t>
+              <w:t>2,420</w:t>
             </w:r>
           </w:p>
         </w:tc>
@@ -734,7 +734,7 @@
               <w:jc w:val="right"/>
             </w:pPr>
             <w:r>
-              <w:t>4,901</w:t>
+              <w:t>4,918</w:t>
             </w:r>
           </w:p>
         </w:tc>
@@ -757,7 +757,7 @@
               <w:jc w:val="right"/>
             </w:pPr>
             <w:r>
-              <w:t>1,962</w:t>
+              <w:t>2,011</w:t>
             </w:r>
           </w:p>
         </w:tc>
@@ -782,7 +782,7 @@
               <w:jc w:val="right"/>
             </w:pPr>
             <w:r>
-              <w:t>4,899</w:t>
+              <w:t>4,908</w:t>
             </w:r>
           </w:p>
         </w:tc>
@@ -805,7 +805,7 @@
               <w:jc w:val="right"/>
             </w:pPr>
             <w:r>
-              <w:t>1,449</w:t>
+              <w:t>1,465</w:t>
             </w:r>
           </w:p>
         </w:tc>
@@ -821,7 +821,7 @@
         <w:rPr>
           <w:b/>
         </w:rPr>
-        <w:t>Итого за сутки: 107,479 МВт·ч.</w:t>
+        <w:t>Итого за сутки: 108,035 МВт·ч.</w:t>
       </w:r>
     </w:p>
     <w:p>
@@ -834,7 +834,7 @@
     </w:p>
     <w:p>
       <w:r>
-        <w:t>Прогноз 498e43d9313a, сформирован 08.02.2026 05:00 (Астана); модель windcast-0.1.0-cascade+direct; погода: Open-Meteo Previous Runs: ECMWF IFS, ECMWF AIFS, ICON, GFS, UKMO, GEM, CMA, выпуск 2026-02-07 18:00:00 UTC.</w:t>
+        <w:t>Прогноз 819f5d461138, сформирован 08.02.2026 05:00 (Астана); модель windcast-0.1.0-cascade+cqr; погода: Open-Meteo Previous Runs: ECMWF IFS, ECMWF AIFS, ICON, GFS, UKMO, GEM, CMA, выпуск 2026-02-07 18:00:00 UTC.</w:t>
       </w:r>
     </w:p>
     <w:tbl>
@@ -940,7 +940,7 @@
           </w:tcPr>
           <w:p>
             <w:r>
-              <w:t>4,776</w:t>
+              <w:t>4,788</w:t>
             </w:r>
           </w:p>
         </w:tc>
@@ -950,7 +950,7 @@
           </w:tcPr>
           <w:p>
             <w:r>
-              <w:t>4,884</w:t>
+              <w:t>4,873</w:t>
             </w:r>
           </w:p>
         </w:tc>
@@ -960,7 +960,7 @@
           </w:tcPr>
           <w:p>
             <w:r>
-              <w:t>4,978</w:t>
+              <w:t>4,963</w:t>
             </w:r>
           </w:p>
         </w:tc>
@@ -1002,7 +1002,7 @@
           </w:tcPr>
           <w:p>
             <w:r>
-              <w:t>4,833</w:t>
+              <w:t>4,861</w:t>
             </w:r>
           </w:p>
         </w:tc>
@@ -1012,7 +1012,7 @@
           </w:tcPr>
           <w:p>
             <w:r>
-              <w:t>4,931</w:t>
+              <w:t>4,936</w:t>
             </w:r>
           </w:p>
         </w:tc>
@@ -1022,7 +1022,7 @@
           </w:tcPr>
           <w:p>
             <w:r>
-              <w:t>5,000</w:t>
+              <w:t>4,992</w:t>
             </w:r>
           </w:p>
         </w:tc>
@@ -1064,7 +1064,7 @@
           </w:tcPr>
           <w:p>
             <w:r>
-              <w:t>4,810</w:t>
+              <w:t>4,848</w:t>
             </w:r>
           </w:p>
         </w:tc>
@@ -1074,7 +1074,7 @@
           </w:tcPr>
           <w:p>
             <w:r>
-              <w:t>4,925</w:t>
+              <w:t>4,928</w:t>
             </w:r>
           </w:p>
         </w:tc>
@@ -1084,7 +1084,7 @@
           </w:tcPr>
           <w:p>
             <w:r>
-              <w:t>4,998</w:t>
+              <w:t>4,990</w:t>
             </w:r>
           </w:p>
         </w:tc>
@@ -1126,7 +1126,7 @@
           </w:tcPr>
           <w:p>
             <w:r>
-              <w:t>4,800</w:t>
+              <w:t>4,846</w:t>
             </w:r>
           </w:p>
         </w:tc>
@@ -1136,7 +1136,7 @@
           </w:tcPr>
           <w:p>
             <w:r>
-              <w:t>4,917</w:t>
+              <w:t>4,927</w:t>
             </w:r>
           </w:p>
         </w:tc>
@@ -1146,7 +1146,7 @@
           </w:tcPr>
           <w:p>
             <w:r>
-              <w:t>4,995</w:t>
+              <w:t>4,986</w:t>
             </w:r>
           </w:p>
         </w:tc>
@@ -1188,7 +1188,7 @@
           </w:tcPr>
           <w:p>
             <w:r>
-              <w:t>4,747</w:t>
+              <w:t>4,838</w:t>
             </w:r>
           </w:p>
         </w:tc>
@@ -1198,7 +1198,7 @@
           </w:tcPr>
           <w:p>
             <w:r>
-              <w:t>4,910</w:t>
+              <w:t>4,917</w:t>
             </w:r>
           </w:p>
         </w:tc>
@@ -1208,7 +1208,7 @@
           </w:tcPr>
           <w:p>
             <w:r>
-              <w:t>4,995</w:t>
+              <w:t>4,985</w:t>
             </w:r>
           </w:p>
         </w:tc>
@@ -1250,7 +1250,7 @@
           </w:tcPr>
           <w:p>
             <w:r>
-              <w:t>4,745</w:t>
+              <w:t>4,845</w:t>
             </w:r>
           </w:p>
         </w:tc>
@@ -1260,7 +1260,7 @@
           </w:tcPr>
           <w:p>
             <w:r>
-              <w:t>4,920</w:t>
+              <w:t>4,930</w:t>
             </w:r>
           </w:p>
         </w:tc>
@@ -1270,7 +1270,7 @@
           </w:tcPr>
           <w:p>
             <w:r>
-              <w:t>4,998</w:t>
+              <w:t>4,990</w:t>
             </w:r>
           </w:p>
         </w:tc>
@@ -1312,7 +1312,7 @@
           </w:tcPr>
           <w:p>
             <w:r>
-              <w:t>4,737</w:t>
+              <w:t>4,855</w:t>
             </w:r>
           </w:p>
         </w:tc>
@@ -1322,7 +1322,7 @@
           </w:tcPr>
           <w:p>
             <w:r>
-              <w:t>4,925</w:t>
+              <w:t>4,934</w:t>
             </w:r>
           </w:p>
         </w:tc>
@@ -1332,7 +1332,7 @@
           </w:tcPr>
           <w:p>
             <w:r>
-              <w:t>5,000</w:t>
+              <w:t>4,995</w:t>
             </w:r>
           </w:p>
         </w:tc>
@@ -1374,7 +1374,7 @@
           </w:tcPr>
           <w:p>
             <w:r>
-              <w:t>4,671</w:t>
+              <w:t>4,786</w:t>
             </w:r>
           </w:p>
         </w:tc>
@@ -1384,7 +1384,7 @@
           </w:tcPr>
           <w:p>
             <w:r>
-              <w:t>4,879</w:t>
+              <w:t>4,873</w:t>
             </w:r>
           </w:p>
         </w:tc>
@@ -1394,7 +1394,7 @@
           </w:tcPr>
           <w:p>
             <w:r>
-              <w:t>4,976</w:t>
+              <w:t>4,960</w:t>
             </w:r>
           </w:p>
         </w:tc>
@@ -1436,7 +1436,7 @@
           </w:tcPr>
           <w:p>
             <w:r>
-              <w:t>4,738</w:t>
+              <w:t>4,864</w:t>
             </w:r>
           </w:p>
         </w:tc>
@@ -1446,7 +1446,7 @@
           </w:tcPr>
           <w:p>
             <w:r>
-              <w:t>4,929</w:t>
+              <w:t>4,947</w:t>
             </w:r>
           </w:p>
         </w:tc>
@@ -1498,7 +1498,7 @@
           </w:tcPr>
           <w:p>
             <w:r>
-              <w:t>4,740</w:t>
+              <w:t>4,859</w:t>
             </w:r>
           </w:p>
         </w:tc>
@@ -1508,7 +1508,7 @@
           </w:tcPr>
           <w:p>
             <w:r>
-              <w:t>4,923</w:t>
+              <w:t>4,945</w:t>
             </w:r>
           </w:p>
         </w:tc>
@@ -1560,7 +1560,7 @@
           </w:tcPr>
           <w:p>
             <w:r>
-              <w:t>4,707</w:t>
+              <w:t>4,827</w:t>
             </w:r>
           </w:p>
         </w:tc>
@@ -1570,7 +1570,7 @@
           </w:tcPr>
           <w:p>
             <w:r>
-              <w:t>4,901</w:t>
+              <w:t>4,918</w:t>
             </w:r>
           </w:p>
         </w:tc>
@@ -1622,7 +1622,7 @@
           </w:tcPr>
           <w:p>
             <w:r>
-              <w:t>4,680</w:t>
+              <w:t>4,808</w:t>
             </w:r>
           </w:p>
         </w:tc>
@@ -1632,7 +1632,7 @@
           </w:tcPr>
           <w:p>
             <w:r>
-              <w:t>4,899</w:t>
+              <w:t>4,908</w:t>
             </w:r>
           </w:p>
         </w:tc>
@@ -1642,7 +1642,7 @@
           </w:tcPr>
           <w:p>
             <w:r>
-              <w:t>4,985</w:t>
+              <w:t>4,972</w:t>
             </w:r>
           </w:p>
         </w:tc>
@@ -1684,7 +1684,7 @@
           </w:tcPr>
           <w:p>
             <w:r>
-              <w:t>4,713</w:t>
+              <w:t>4,791</w:t>
             </w:r>
           </w:p>
         </w:tc>
@@ -1694,7 +1694,7 @@
           </w:tcPr>
           <w:p>
             <w:r>
-              <w:t>4,903</w:t>
+              <w:t>4,901</w:t>
             </w:r>
           </w:p>
         </w:tc>
@@ -1704,7 +1704,7 @@
           </w:tcPr>
           <w:p>
             <w:r>
-              <w:t>5,000</w:t>
+              <w:t>4,992</w:t>
             </w:r>
           </w:p>
         </w:tc>
@@ -1746,7 +1746,7 @@
           </w:tcPr>
           <w:p>
             <w:r>
-              <w:t>4,704</w:t>
+              <w:t>4,787</w:t>
             </w:r>
           </w:p>
         </w:tc>
@@ -1756,7 +1756,7 @@
           </w:tcPr>
           <w:p>
             <w:r>
-              <w:t>4,894</w:t>
+              <w:t>4,887</w:t>
             </w:r>
           </w:p>
         </w:tc>
@@ -1766,7 +1766,7 @@
           </w:tcPr>
           <w:p>
             <w:r>
-              <w:t>4,992</w:t>
+              <w:t>4,976</w:t>
             </w:r>
           </w:p>
         </w:tc>
@@ -1808,7 +1808,7 @@
           </w:tcPr>
           <w:p>
             <w:r>
-              <w:t>4,747</w:t>
+              <w:t>4,803</w:t>
             </w:r>
           </w:p>
         </w:tc>
@@ -1818,7 +1818,7 @@
           </w:tcPr>
           <w:p>
             <w:r>
-              <w:t>4,908</w:t>
+              <w:t>4,902</w:t>
             </w:r>
           </w:p>
         </w:tc>
@@ -1828,7 +1828,7 @@
           </w:tcPr>
           <w:p>
             <w:r>
-              <w:t>5,000</w:t>
+              <w:t>4,980</w:t>
             </w:r>
           </w:p>
         </w:tc>
@@ -1870,7 +1870,7 @@
           </w:tcPr>
           <w:p>
             <w:r>
-              <w:t>4,460</w:t>
+              <w:t>4,610</w:t>
             </w:r>
           </w:p>
         </w:tc>
@@ -1880,7 +1880,7 @@
           </w:tcPr>
           <w:p>
             <w:r>
-              <w:t>4,899</w:t>
+              <w:t>4,870</w:t>
             </w:r>
           </w:p>
         </w:tc>
@@ -1890,7 +1890,7 @@
           </w:tcPr>
           <w:p>
             <w:r>
-              <w:t>4,992</w:t>
+              <w:t>4,963</w:t>
             </w:r>
           </w:p>
         </w:tc>
@@ -1932,7 +1932,7 @@
           </w:tcPr>
           <w:p>
             <w:r>
-              <w:t>3,924</w:t>
+              <w:t>4,030</w:t>
             </w:r>
           </w:p>
         </w:tc>
@@ -1942,7 +1942,7 @@
           </w:tcPr>
           <w:p>
             <w:r>
-              <w:t>4,894</w:t>
+              <w:t>4,872</w:t>
             </w:r>
           </w:p>
         </w:tc>
@@ -1952,7 +1952,7 @@
           </w:tcPr>
           <w:p>
             <w:r>
-              <w:t>5,000</w:t>
+              <w:t>4,973</w:t>
             </w:r>
           </w:p>
         </w:tc>
@@ -1994,7 +1994,7 @@
           </w:tcPr>
           <w:p>
             <w:r>
-              <w:t>2,964</w:t>
+              <w:t>3,104</w:t>
             </w:r>
           </w:p>
         </w:tc>
@@ -2004,7 +2004,7 @@
           </w:tcPr>
           <w:p>
             <w:r>
-              <w:t>4,721</w:t>
+              <w:t>4,838</w:t>
             </w:r>
           </w:p>
         </w:tc>
@@ -2014,7 +2014,7 @@
           </w:tcPr>
           <w:p>
             <w:r>
-              <w:t>5,000</w:t>
+              <w:t>4,995</w:t>
             </w:r>
           </w:p>
         </w:tc>
@@ -2056,7 +2056,7 @@
           </w:tcPr>
           <w:p>
             <w:r>
-              <w:t>2,329</w:t>
+              <w:t>2,420</w:t>
             </w:r>
           </w:p>
         </w:tc>
@@ -2066,7 +2066,7 @@
           </w:tcPr>
           <w:p>
             <w:r>
-              <w:t>4,662</w:t>
+              <w:t>4,809</w:t>
             </w:r>
           </w:p>
         </w:tc>
@@ -2076,7 +2076,7 @@
           </w:tcPr>
           <w:p>
             <w:r>
-              <w:t>4,989</w:t>
+              <w:t>4,988</w:t>
             </w:r>
           </w:p>
         </w:tc>
@@ -2118,7 +2118,7 @@
           </w:tcPr>
           <w:p>
             <w:r>
-              <w:t>1,638</w:t>
+              <w:t>1,535</w:t>
             </w:r>
           </w:p>
         </w:tc>
@@ -2128,7 +2128,7 @@
           </w:tcPr>
           <w:p>
             <w:r>
-              <w:t>4,421</w:t>
+              <w:t>4,562</w:t>
             </w:r>
           </w:p>
         </w:tc>
@@ -2138,7 +2138,7 @@
           </w:tcPr>
           <w:p>
             <w:r>
-              <w:t>4,996</w:t>
+              <w:t>5,000</w:t>
             </w:r>
           </w:p>
         </w:tc>
@@ -2180,7 +2180,7 @@
           </w:tcPr>
           <w:p>
             <w:r>
-              <w:t>1,275</w:t>
+              <w:t>1,175</w:t>
             </w:r>
           </w:p>
         </w:tc>
@@ -2190,7 +2190,7 @@
           </w:tcPr>
           <w:p>
             <w:r>
-              <w:t>4,309</w:t>
+              <w:t>4,462</w:t>
             </w:r>
           </w:p>
         </w:tc>
@@ -2200,7 +2200,7 @@
           </w:tcPr>
           <w:p>
             <w:r>
-              <w:t>4,995</w:t>
+              <w:t>5,000</w:t>
             </w:r>
           </w:p>
         </w:tc>
@@ -2242,7 +2242,7 @@
           </w:tcPr>
           <w:p>
             <w:r>
-              <w:t>0,466</w:t>
+              <w:t>0,320</w:t>
             </w:r>
           </w:p>
         </w:tc>
@@ -2252,7 +2252,7 @@
           </w:tcPr>
           <w:p>
             <w:r>
-              <w:t>2,514</w:t>
+              <w:t>2,420</w:t>
             </w:r>
           </w:p>
         </w:tc>
@@ -2262,7 +2262,7 @@
           </w:tcPr>
           <w:p>
             <w:r>
-              <w:t>4,973</w:t>
+              <w:t>5,000</w:t>
             </w:r>
           </w:p>
         </w:tc>
@@ -2304,7 +2304,7 @@
           </w:tcPr>
           <w:p>
             <w:r>
-              <w:t>0,231</w:t>
+              <w:t>0,155</w:t>
             </w:r>
           </w:p>
         </w:tc>
@@ -2314,7 +2314,7 @@
           </w:tcPr>
           <w:p>
             <w:r>
-              <w:t>1,962</w:t>
+              <w:t>2,011</w:t>
             </w:r>
           </w:p>
         </w:tc>
@@ -2324,7 +2324,7 @@
           </w:tcPr>
           <w:p>
             <w:r>
-              <w:t>4,667</w:t>
+              <w:t>4,793</w:t>
             </w:r>
           </w:p>
         </w:tc>
@@ -2366,7 +2366,7 @@
           </w:tcPr>
           <w:p>
             <w:r>
-              <w:t>0,098</w:t>
+              <w:t>0,023</w:t>
             </w:r>
           </w:p>
         </w:tc>
@@ -2376,7 +2376,7 @@
           </w:tcPr>
           <w:p>
             <w:r>
-              <w:t>1,449</w:t>
+              <w:t>1,465</w:t>
             </w:r>
           </w:p>
         </w:tc>
@@ -2386,7 +2386,7 @@
           </w:tcPr>
           <w:p>
             <w:r>
-              <w:t>3,809</w:t>
+              <w:t>3,991</w:t>
             </w:r>
           </w:p>
         </w:tc>
@@ -2423,7 +2423,7 @@
         <w:pStyle w:val="ListBullet"/>
       </w:pPr>
       <w:r>
-        <w:t>резкий спад на 2.86 МВт за 3 ч к 23:00</w:t>
+        <w:t>резкий спад на 3.00 МВт за 3 ч к 23:00</w:t>
       </w:r>
     </w:p>
     <w:p>
@@ -2540,7 +2540,7 @@
           </w:tcPr>
           <w:p>
             <w:r>
-              <w:t>21:00</w:t>
+              <w:t>19:00</w:t>
             </w:r>
           </w:p>
         </w:tc>
@@ -2560,7 +2560,7 @@
           </w:tcPr>
           <w:p>
             <w:r>
-              <w:t>0,777</w:t>
+              <w:t>0,556</w:t>
             </w:r>
           </w:p>
         </w:tc>
@@ -2570,7 +2570,7 @@
           </w:tcPr>
           <w:p>
             <w:r>
-              <w:t>4,309 → 3,532</w:t>
+              <w:t>4,809 → 4,253</w:t>
             </w:r>
           </w:p>
         </w:tc>
@@ -2580,7 +2580,7 @@
           </w:tcPr>
           <w:p>
             <w:r>
-              <w:t>09.02 18:00</w:t>
+              <w:t>09.02 16:00</w:t>
             </w:r>
           </w:p>
         </w:tc>
@@ -2592,7 +2592,7 @@
           </w:tcPr>
           <w:p>
             <w:r>
-              <w:t>09.02 11:00</w:t>
+              <w:t>09.02 05:00</w:t>
             </w:r>
           </w:p>
         </w:tc>
@@ -2622,7 +2622,7 @@
           </w:tcPr>
           <w:p>
             <w:r>
-              <w:t>0,550</w:t>
+              <w:t>0,600</w:t>
             </w:r>
           </w:p>
         </w:tc>
@@ -2632,7 +2632,7 @@
           </w:tcPr>
           <w:p>
             <w:r>
-              <w:t>4,421 → 3,871</w:t>
+              <w:t>4,562 → 3,962</w:t>
             </w:r>
           </w:p>
         </w:tc>
@@ -2643,6 +2643,68 @@
           <w:p>
             <w:r>
               <w:t>09.02 17:00</w:t>
+            </w:r>
+          </w:p>
+        </w:tc>
+      </w:tr>
+      <w:tr>
+        <w:tc>
+          <w:tcPr>
+            <w:tcW w:type="dxa" w:w="1440"/>
+          </w:tcPr>
+          <w:p>
+            <w:r>
+              <w:t>09.02 05:00</w:t>
+            </w:r>
+          </w:p>
+        </w:tc>
+        <w:tc>
+          <w:tcPr>
+            <w:tcW w:type="dxa" w:w="1440"/>
+          </w:tcPr>
+          <w:p>
+            <w:r>
+              <w:t>21:00</w:t>
+            </w:r>
+          </w:p>
+        </w:tc>
+        <w:tc>
+          <w:tcPr>
+            <w:tcW w:type="dxa" w:w="1440"/>
+          </w:tcPr>
+          <w:p>
+            <w:r>
+              <w:t>вниз</w:t>
+            </w:r>
+          </w:p>
+        </w:tc>
+        <w:tc>
+          <w:tcPr>
+            <w:tcW w:type="dxa" w:w="1440"/>
+          </w:tcPr>
+          <w:p>
+            <w:r>
+              <w:t>0,888</w:t>
+            </w:r>
+          </w:p>
+        </w:tc>
+        <w:tc>
+          <w:tcPr>
+            <w:tcW w:type="dxa" w:w="1440"/>
+          </w:tcPr>
+          <w:p>
+            <w:r>
+              <w:t>4,462 → 3,574</w:t>
+            </w:r>
+          </w:p>
+        </w:tc>
+        <w:tc>
+          <w:tcPr>
+            <w:tcW w:type="dxa" w:w="1440"/>
+          </w:tcPr>
+          <w:p>
+            <w:r>
+              <w:t>09.02 18:00</w:t>
             </w:r>
           </w:p>
         </w:tc>
@@ -2684,7 +2746,7 @@
           </w:tcPr>
           <w:p>
             <w:r>
-              <w:t>0,567</w:t>
+              <w:t>0,633</w:t>
             </w:r>
           </w:p>
         </w:tc>
@@ -2694,7 +2756,7 @@
           </w:tcPr>
           <w:p>
             <w:r>
-              <w:t>1,962 → 1,395</w:t>
+              <w:t>2,011 → 1,378</w:t>
             </w:r>
           </w:p>
         </w:tc>
